--- a/to-backend/docx_examples/template_full_report.docx
+++ b/to-backend/docx_examples/template_full_report.docx
@@ -6,14 +6,13 @@
       <w:pPr>
         <w:rPr>
           <w:rFonts w:ascii="Arial" w:hAnsi="Arial" w:cs="Arial"/>
+          <w:b/>
+          <w:bCs/>
+          <w:noProof/>
+          <w:sz w:val="28"/>
+          <w:szCs w:val="28"/>
         </w:rPr>
       </w:pPr>
-      <w:r>
-        <w:rPr>
-          <w:rFonts w:ascii="Arial" w:hAnsi="Arial" w:cs="Arial"/>
-        </w:rPr>
-        <w:t xml:space="preserve">-----------------------------------------------------</w:t>
-      </w:r>
     </w:p>
     <w:p>
       <w:pPr>
@@ -22,8 +21,8 @@
           <w:b/>
           <w:bCs/>
           <w:noProof/>
-          <w:sz w:val="32"/>
-          <w:szCs w:val="32"/>
+          <w:sz w:val="28"/>
+          <w:szCs w:val="28"/>
         </w:rPr>
       </w:pPr>
       <w:r>
@@ -32,11 +31,11 @@
           <w:b/>
           <w:bCs/>
           <w:noProof/>
-          <w:sz w:val="32"/>
-          <w:szCs w:val="32"/>
+          <w:sz w:val="28"/>
+          <w:szCs w:val="28"/>
         </w:rPr>
         <w:t xml:space="preserve">Tagliando </w:t>
-        <w:t xml:space="preserve">152/2026</w:t>
+        <w:t xml:space="preserve">q</w:t>
       </w:r>
       <w:r>
         <w:rPr>
@@ -44,8 +43,8 @@
           <w:b/>
           <w:bCs/>
           <w:noProof/>
-          <w:sz w:val="32"/>
-          <w:szCs w:val="32"/>
+          <w:sz w:val="28"/>
+          <w:szCs w:val="28"/>
         </w:rPr>
         <w:t xml:space="preserve"/>
       </w:r>
@@ -55,39 +54,39 @@
           <w:b/>
           <w:bCs/>
           <w:noProof/>
-          <w:sz w:val="32"/>
-          <w:szCs w:val="32"/>
-        </w:rPr>
-        <w:t xml:space="preserve"/>
-      </w:r>
-    </w:p>
-    <w:p>
-      <w:pPr>
-        <w:rPr>
-          <w:rFonts w:ascii="Arial" w:hAnsi="Arial" w:cs="Arial"/>
-          <w:b/>
-          <w:bCs/>
-          <w:sz w:val="32"/>
-          <w:szCs w:val="32"/>
-        </w:rPr>
-      </w:pPr>
-      <w:r>
-        <w:rPr>
-          <w:rFonts w:ascii="Arial" w:hAnsi="Arial" w:cs="Arial"/>
-          <w:b/>
-          <w:bCs/>
-          <w:sz w:val="32"/>
-          <w:szCs w:val="32"/>
-        </w:rPr>
-        <w:t xml:space="preserve">Relativo al permesso</w:t>
-      </w:r>
-      <w:r>
-        <w:rPr>
-          <w:rFonts w:ascii="Arial" w:hAnsi="Arial" w:cs="Arial"/>
-          <w:b/>
-          <w:bCs/>
-          <w:sz w:val="32"/>
-          <w:szCs w:val="32"/>
+          <w:sz w:val="28"/>
+          <w:szCs w:val="28"/>
+        </w:rPr>
+        <w:t xml:space="preserve"/>
+      </w:r>
+      <w:r>
+        <w:rPr>
+          <w:rFonts w:ascii="Arial" w:hAnsi="Arial" w:cs="Arial"/>
+          <w:b/>
+          <w:bCs/>
+          <w:noProof/>
+          <w:sz w:val="28"/>
+          <w:szCs w:val="28"/>
+        </w:rPr>
+        <w:br/>
+      </w:r>
+      <w:r>
+        <w:rPr>
+          <w:rFonts w:ascii="Arial" w:hAnsi="Arial" w:cs="Arial"/>
+          <w:b/>
+          <w:bCs/>
+          <w:sz w:val="28"/>
+          <w:szCs w:val="28"/>
+        </w:rPr>
+        <w:t xml:space="preserve">Per</w:t>
+      </w:r>
+      <w:r>
+        <w:rPr>
+          <w:rFonts w:ascii="Arial" w:hAnsi="Arial" w:cs="Arial"/>
+          <w:b/>
+          <w:bCs/>
+          <w:sz w:val="28"/>
+          <w:szCs w:val="28"/>
         </w:rPr>
         <w:t xml:space="preserve">:</w:t>
       </w:r>
@@ -96,8 +95,48 @@
           <w:rFonts w:ascii="Arial" w:hAnsi="Arial" w:cs="Arial"/>
           <w:b/>
           <w:bCs/>
-          <w:sz w:val="32"/>
-          <w:szCs w:val="32"/>
+          <w:sz w:val="28"/>
+          <w:szCs w:val="28"/>
+        </w:rPr>
+        <w:t xml:space="preserve"> </w:t>
+      </w:r>
+      <w:r>
+        <w:rPr>
+          <w:rFonts w:ascii="Arial" w:hAnsi="Arial" w:cs="Arial"/>
+          <w:b/>
+          <w:bCs/>
+          <w:sz w:val="28"/>
+          <w:szCs w:val="28"/>
+        </w:rPr>
+        <w:t xml:space="preserve">transito ZTL CAPOLUOGO e sosta per RESIDENTI</w:t>
+      </w:r>
+      <w:r>
+        <w:rPr>
+          <w:rFonts w:ascii="Arial" w:hAnsi="Arial" w:cs="Arial"/>
+          <w:b/>
+          <w:bCs/>
+          <w:sz w:val="28"/>
+          <w:szCs w:val="28"/>
+        </w:rPr>
+        <w:t xml:space="preserve"/>
+      </w:r>
+      <w:r>
+        <w:rPr>
+          <w:rFonts w:ascii="Arial" w:hAnsi="Arial" w:cs="Arial"/>
+          <w:b/>
+          <w:bCs/>
+          <w:sz w:val="28"/>
+          <w:szCs w:val="28"/>
+        </w:rPr>
+        <w:t xml:space="preserve"/>
+      </w:r>
+      <w:r>
+        <w:rPr>
+          <w:rFonts w:ascii="Arial" w:hAnsi="Arial" w:cs="Arial"/>
+          <w:b/>
+          <w:bCs/>
+          <w:sz w:val="28"/>
+          <w:szCs w:val="28"/>
         </w:rPr>
         <w:br/>
       </w:r>
@@ -106,39 +145,234 @@
           <w:rFonts w:ascii="Arial" w:hAnsi="Arial" w:cs="Arial"/>
           <w:b/>
           <w:bCs/>
-          <w:sz w:val="32"/>
-          <w:szCs w:val="32"/>
-        </w:rPr>
-        <w:t xml:space="preserve">ZTL Castello Castagneto Carducci</w:t>
-      </w:r>
-    </w:p>
-    <w:p>
-      <w:pPr>
-        <w:rPr>
-          <w:rFonts w:ascii="Arial" w:hAnsi="Arial" w:cs="Arial"/>
-          <w:b/>
-          <w:bCs/>
-          <w:sz w:val="32"/>
-          <w:szCs w:val="32"/>
-        </w:rPr>
-      </w:pPr>
-      <w:r>
-        <w:rPr>
-          <w:rFonts w:ascii="Arial" w:hAnsi="Arial" w:cs="Arial"/>
-          <w:b/>
-          <w:bCs/>
-          <w:sz w:val="32"/>
-          <w:szCs w:val="32"/>
-        </w:rPr>
-        <w:t xml:space="preserve">Comprendente le targhe:</w:t>
-      </w:r>
-      <w:r>
-        <w:rPr>
-          <w:rFonts w:ascii="Arial" w:hAnsi="Arial" w:cs="Arial"/>
-          <w:b/>
-          <w:bCs/>
-          <w:sz w:val="32"/>
-          <w:szCs w:val="32"/>
+          <w:sz w:val="28"/>
+          <w:szCs w:val="28"/>
+        </w:rPr>
+        <w:t xml:space="preserve">T</w:t>
+      </w:r>
+      <w:r>
+        <w:rPr>
+          <w:rFonts w:ascii="Arial" w:hAnsi="Arial" w:cs="Arial"/>
+          <w:b/>
+          <w:bCs/>
+          <w:sz w:val="28"/>
+          <w:szCs w:val="28"/>
+        </w:rPr>
+        <w:t xml:space="preserve">arghe</w:t>
+      </w:r>
+      <w:r>
+        <w:rPr>
+          <w:rFonts w:ascii="Arial" w:hAnsi="Arial" w:cs="Arial"/>
+          <w:b/>
+          <w:bCs/>
+          <w:sz w:val="28"/>
+          <w:szCs w:val="28"/>
+        </w:rPr>
+        <w:t xml:space="preserve"> autorizzate</w:t>
+      </w:r>
+      <w:r>
+        <w:rPr>
+          <w:rFonts w:ascii="Arial" w:hAnsi="Arial" w:cs="Arial"/>
+          <w:b/>
+          <w:bCs/>
+          <w:sz w:val="28"/>
+          <w:szCs w:val="28"/>
+        </w:rPr>
+        <w:t xml:space="preserve">:</w:t>
+      </w:r>
+      <w:r>
+        <w:rPr>
+          <w:rFonts w:ascii="Arial" w:hAnsi="Arial" w:cs="Arial"/>
+          <w:b/>
+          <w:bCs/>
+          <w:sz w:val="28"/>
+          <w:szCs w:val="28"/>
+        </w:rPr>
+        <w:t xml:space="preserve"> </w:t>
+      </w:r>
+      <w:r>
+        <w:rPr>
+          <w:rFonts w:ascii="Arial" w:hAnsi="Arial" w:cs="Arial"/>
+          <w:b/>
+          <w:bCs/>
+          <w:sz w:val="28"/>
+          <w:szCs w:val="28"/>
+        </w:rPr>
+        <w:t xml:space="preserve"/>
+      </w:r>
+      <w:r>
+        <w:rPr>
+          <w:rFonts w:ascii="Arial" w:hAnsi="Arial" w:cs="Arial"/>
+          <w:b/>
+          <w:bCs/>
+          <w:sz w:val="28"/>
+          <w:szCs w:val="28"/>
+        </w:rPr>
+        <w:t xml:space="preserve"/>
+      </w:r>
+      <w:proofErr w:type="spellStart"/>
+      <w:r>
+        <w:rPr>
+          <w:rFonts w:ascii="Arial" w:hAnsi="Arial" w:cs="Arial"/>
+          <w:b/>
+          <w:bCs/>
+          <w:sz w:val="28"/>
+          <w:szCs w:val="28"/>
+        </w:rPr>
+        <w:t xml:space="preserve"/>
+      </w:r>
+      <w:proofErr w:type="spellEnd"/>
+      <w:r>
+        <w:rPr>
+          <w:rFonts w:ascii="Arial" w:hAnsi="Arial" w:cs="Arial"/>
+          <w:b/>
+          <w:bCs/>
+          <w:sz w:val="28"/>
+          <w:szCs w:val="28"/>
+        </w:rPr>
+        <w:t xml:space="preserve"/>
+      </w:r>
+      <w:proofErr w:type="spellStart"/>
+      <w:r>
+        <w:rPr>
+          <w:rFonts w:ascii="Arial" w:hAnsi="Arial" w:cs="Arial"/>
+          <w:b/>
+          <w:bCs/>
+          <w:sz w:val="28"/>
+          <w:szCs w:val="28"/>
+        </w:rPr>
+        <w:t xml:space="preserve"/>
+      </w:r>
+      <w:proofErr w:type="spellEnd"/>
+      <w:r>
+        <w:rPr>
+          <w:rFonts w:ascii="Arial" w:hAnsi="Arial" w:cs="Arial"/>
+          <w:b/>
+          <w:bCs/>
+          <w:sz w:val="28"/>
+          <w:szCs w:val="28"/>
+        </w:rPr>
+        <w:t xml:space="preserve"/>
+      </w:r>
+      <w:r>
+        <w:rPr>
+          <w:rFonts w:ascii="Arial" w:hAnsi="Arial" w:cs="Arial"/>
+          <w:b/>
+          <w:bCs/>
+          <w:sz w:val="28"/>
+          <w:szCs w:val="28"/>
+        </w:rPr>
+        <w:t xml:space="preserve"/>
+      </w:r>
+      <w:r>
+        <w:rPr>
+          <w:rFonts w:ascii="Arial" w:hAnsi="Arial" w:cs="Arial"/>
+          <w:b/>
+          <w:bCs/>
+          <w:sz w:val="28"/>
+          <w:szCs w:val="28"/>
+        </w:rPr>
+        <w:t xml:space="preserve"/>
+      </w:r>
+      <w:r>
+        <w:rPr>
+          <w:rFonts w:ascii="Arial" w:hAnsi="Arial" w:cs="Arial"/>
+          <w:b/>
+          <w:bCs/>
+          <w:sz w:val="28"/>
+          <w:szCs w:val="28"/>
+        </w:rPr>
+        <w:t xml:space="preserve"/>
+      </w:r>
+      <w:r>
+        <w:rPr>
+          <w:rFonts w:ascii="Arial" w:hAnsi="Arial" w:cs="Arial"/>
+          <w:b/>
+          <w:bCs/>
+          <w:sz w:val="28"/>
+          <w:szCs w:val="28"/>
+        </w:rPr>
+        <w:t xml:space="preserve"/>
+      </w:r>
+      <w:r>
+        <w:rPr>
+          <w:rFonts w:ascii="Arial" w:hAnsi="Arial" w:cs="Arial"/>
+          <w:b/>
+          <w:bCs/>
+          <w:sz w:val="28"/>
+          <w:szCs w:val="28"/>
+        </w:rPr>
+        <w:t xml:space="preserve"/>
+      </w:r>
+      <w:r>
+        <w:rPr>
+          <w:rFonts w:ascii="Arial" w:hAnsi="Arial" w:cs="Arial"/>
+          <w:b/>
+          <w:bCs/>
+          <w:sz w:val="28"/>
+          <w:szCs w:val="28"/>
+        </w:rPr>
+        <w:t xml:space="preserve"/>
+      </w:r>
+      <w:r>
+        <w:rPr>
+          <w:rFonts w:ascii="Arial" w:hAnsi="Arial" w:cs="Arial"/>
+          <w:b/>
+          <w:bCs/>
+          <w:sz w:val="28"/>
+          <w:szCs w:val="28"/>
+        </w:rPr>
+        <w:t xml:space="preserve"/>
+      </w:r>
+      <w:r>
+        <w:rPr>
+          <w:rFonts w:ascii="Arial" w:hAnsi="Arial" w:cs="Arial"/>
+          <w:b/>
+          <w:bCs/>
+          <w:sz w:val="28"/>
+          <w:szCs w:val="28"/>
+        </w:rPr>
+        <w:t xml:space="preserve"/>
+      </w:r>
+      <w:proofErr w:type="spellStart"/>
+      <w:r>
+        <w:rPr>
+          <w:rFonts w:ascii="Arial" w:hAnsi="Arial" w:cs="Arial"/>
+          <w:b/>
+          <w:bCs/>
+          <w:sz w:val="28"/>
+          <w:szCs w:val="28"/>
+        </w:rPr>
+        <w:t xml:space="preserve"/>
+      </w:r>
+      <w:proofErr w:type="spellEnd"/>
+      <w:r>
+        <w:rPr>
+          <w:rFonts w:ascii="Arial" w:hAnsi="Arial" w:cs="Arial"/>
+          <w:b/>
+          <w:bCs/>
+          <w:sz w:val="28"/>
+          <w:szCs w:val="28"/>
+        </w:rPr>
+        <w:t xml:space="preserve"/>
+      </w:r>
+      <w:r>
+        <w:rPr>
+          <w:rFonts w:ascii="Arial" w:hAnsi="Arial" w:cs="Arial"/>
+          <w:b/>
+          <w:bCs/>
+          <w:sz w:val="28"/>
+          <w:szCs w:val="28"/>
+        </w:rPr>
+        <w:t xml:space="preserve"/>
+      </w:r>
+      <w:r>
+        <w:rPr>
+          <w:rFonts w:ascii="Arial" w:hAnsi="Arial" w:cs="Arial"/>
+          <w:b/>
+          <w:bCs/>
+          <w:sz w:val="28"/>
+          <w:szCs w:val="28"/>
         </w:rPr>
         <w:br/>
       </w:r>
@@ -147,32 +381,481 @@
           <w:rFonts w:ascii="Arial" w:hAnsi="Arial" w:cs="Arial"/>
           <w:b/>
           <w:bCs/>
-          <w:sz w:val="32"/>
-          <w:szCs w:val="32"/>
-        </w:rPr>
-        <w:t xml:space="preserve">AB123CD, EF456GH</w:t>
-      </w:r>
-    </w:p>
-    <w:p>
-      <w:pPr>
-        <w:rPr>
-          <w:rFonts w:ascii="Arial" w:hAnsi="Arial" w:cs="Arial"/>
-          <w:b/>
-          <w:bCs/>
-          <w:sz w:val="32"/>
-          <w:szCs w:val="32"/>
-        </w:rPr>
-      </w:pPr>
-      <w:r>
-        <w:rPr>
-          <w:rFonts w:ascii="Arial" w:hAnsi="Arial" w:cs="Arial"/>
-          <w:b/>
-          <w:bCs/>
-          <w:sz w:val="32"/>
-          <w:szCs w:val="32"/>
+          <w:sz w:val="28"/>
+          <w:szCs w:val="28"/>
+        </w:rPr>
+        <w:t xml:space="preserve"/>
+        <w:rPr>
+          <w:rFonts w:ascii="Arial" w:hAnsi="Arial" w:cs="Arial"/>
+          <w:b/>
+          <w:bCs/>
+          <w:sz w:val="28"/>
+          <w:szCs w:val="28"/>
+        </w:rPr>
+        <w:t xml:space="preserve"/>
+      </w:r>
+      <w:r>
+        <w:rPr>
+          <w:rFonts w:ascii="Arial" w:hAnsi="Arial" w:cs="Arial"/>
+          <w:b/>
+          <w:bCs/>
+          <w:sz w:val="28"/>
+          <w:szCs w:val="28"/>
+        </w:rPr>
+        <w:t xml:space="preserve"/>
+      </w:r>
+      <w:proofErr w:type="spellStart"/>
+      <w:r>
+        <w:rPr>
+          <w:rFonts w:ascii="Arial" w:hAnsi="Arial" w:cs="Arial"/>
+          <w:b/>
+          <w:bCs/>
+          <w:sz w:val="28"/>
+          <w:szCs w:val="28"/>
+        </w:rPr>
+        <w:t xml:space="preserve"/>
+      </w:r>
+      <w:proofErr w:type="spellEnd"/>
+      <w:r>
+        <w:rPr>
+          <w:rFonts w:ascii="Arial" w:hAnsi="Arial" w:cs="Arial"/>
+          <w:b/>
+          <w:bCs/>
+          <w:sz w:val="28"/>
+          <w:szCs w:val="28"/>
+        </w:rPr>
+        <w:t xml:space="preserve"/>
+      </w:r>
+      <w:proofErr w:type="spellStart"/>
+      <w:r>
+        <w:rPr>
+          <w:rFonts w:ascii="Arial" w:hAnsi="Arial" w:cs="Arial"/>
+          <w:b/>
+          <w:bCs/>
+          <w:sz w:val="28"/>
+          <w:szCs w:val="28"/>
+        </w:rPr>
+        <w:t xml:space="preserve"/>
+      </w:r>
+      <w:proofErr w:type="spellEnd"/>
+      <w:r>
+        <w:rPr>
+          <w:rFonts w:ascii="Arial" w:hAnsi="Arial" w:cs="Arial"/>
+          <w:b/>
+          <w:bCs/>
+          <w:sz w:val="28"/>
+          <w:szCs w:val="28"/>
+        </w:rPr>
+        <w:t xml:space="preserve"/>
+      </w:r>
+      <w:r>
+        <w:rPr>
+          <w:rFonts w:ascii="Arial" w:hAnsi="Arial" w:cs="Arial"/>
+          <w:b/>
+          <w:bCs/>
+          <w:sz w:val="28"/>
+          <w:szCs w:val="28"/>
+        </w:rPr>
+        <w:t xml:space="preserve"> </w:t>
+      </w:r>
+      <w:r>
+        <w:rPr>
+          <w:rFonts w:ascii="Arial" w:hAnsi="Arial" w:cs="Arial"/>
+          <w:b/>
+          <w:bCs/>
+          <w:sz w:val="28"/>
+          <w:szCs w:val="28"/>
+        </w:rPr>
+        <w:t xml:space="preserve">1</w:t>
+      </w:r>
+      <w:r>
+        <w:rPr>
+          <w:rFonts w:ascii="Arial" w:hAnsi="Arial" w:cs="Arial"/>
+          <w:b/>
+          <w:bCs/>
+          <w:sz w:val="28"/>
+          <w:szCs w:val="28"/>
+        </w:rPr>
+        <w:t xml:space="preserve"/>
+      </w:r>
+      <w:r>
+        <w:rPr>
+          <w:rFonts w:ascii="Arial" w:hAnsi="Arial" w:cs="Arial"/>
+          <w:b/>
+          <w:bCs/>
+          <w:sz w:val="28"/>
+          <w:szCs w:val="28"/>
+        </w:rPr>
+        <w:t xml:space="preserve"/>
+      </w:r>
+      <w:r>
+        <w:rPr>
+          <w:rFonts w:ascii="Arial" w:hAnsi="Arial" w:cs="Arial"/>
+          <w:b/>
+          <w:bCs/>
+          <w:sz w:val="28"/>
+          <w:szCs w:val="28"/>
+        </w:rPr>
+        <w:t xml:space="preserve">)</w:t>
+      </w:r>
+      <w:r>
+        <w:rPr>
+          <w:rFonts w:ascii="Arial" w:hAnsi="Arial" w:cs="Arial"/>
+          <w:b/>
+          <w:bCs/>
+          <w:sz w:val="28"/>
+          <w:szCs w:val="28"/>
+        </w:rPr>
+        <w:t xml:space="preserve">: </w:t>
+      </w:r>
+      <w:r>
+        <w:rPr>
+          <w:rFonts w:ascii="Arial" w:hAnsi="Arial" w:cs="Arial"/>
+          <w:b/>
+          <w:bCs/>
+          <w:sz w:val="28"/>
+          <w:szCs w:val="28"/>
+        </w:rPr>
+        <w:t xml:space="preserve">AB123CD</w:t>
+      </w:r>
+      <w:r>
+        <w:rPr>
+          <w:rFonts w:ascii="Arial" w:hAnsi="Arial" w:cs="Arial"/>
+          <w:b/>
+          <w:bCs/>
+          <w:sz w:val="28"/>
+          <w:szCs w:val="28"/>
+        </w:rPr>
+        <w:t xml:space="preserve"/>
+      </w:r>
+      <w:proofErr w:type="spellStart"/>
+      <w:r>
+        <w:rPr>
+          <w:rFonts w:ascii="Arial" w:hAnsi="Arial" w:cs="Arial"/>
+          <w:b/>
+          <w:bCs/>
+          <w:sz w:val="28"/>
+          <w:szCs w:val="28"/>
+        </w:rPr>
+        <w:t xml:space="preserve"/>
+      </w:r>
+      <w:proofErr w:type="spellEnd"/>
+      <w:r>
+        <w:rPr>
+          <w:rFonts w:ascii="Arial" w:hAnsi="Arial" w:cs="Arial"/>
+          <w:b/>
+          <w:bCs/>
+          <w:sz w:val="28"/>
+          <w:szCs w:val="28"/>
+        </w:rPr>
+        <w:t xml:space="preserve"/>
+      </w:r>
+      <w:r>
+        <w:rPr>
+          <w:rFonts w:ascii="Arial" w:hAnsi="Arial" w:cs="Arial"/>
+          <w:b/>
+          <w:bCs/>
+          <w:sz w:val="28"/>
+          <w:szCs w:val="28"/>
+        </w:rPr>
+        <w:t xml:space="preserve"> </w:t>
+      </w:r>
+      <w:r>
+        <w:rPr>
+          <w:rFonts w:ascii="Arial" w:hAnsi="Arial" w:cs="Arial"/>
+          <w:b/>
+          <w:bCs/>
+          <w:sz w:val="28"/>
+          <w:szCs w:val="28"/>
+        </w:rPr>
+        <w:br/>
+      </w:r>
+      <w:r>
+        <w:rPr>
+          <w:rFonts w:ascii="Arial" w:hAnsi="Arial" w:cs="Arial"/>
+          <w:b/>
+          <w:bCs/>
+          <w:sz w:val="28"/>
+          <w:szCs w:val="28"/>
+        </w:rPr>
+        <w:t xml:space="preserve"/>
+        <w:rPr>
+          <w:rFonts w:ascii="Arial" w:hAnsi="Arial" w:cs="Arial"/>
+          <w:b/>
+          <w:bCs/>
+          <w:sz w:val="28"/>
+          <w:szCs w:val="28"/>
+        </w:rPr>
+        <w:t xml:space="preserve"/>
+      </w:r>
+      <w:r>
+        <w:rPr>
+          <w:rFonts w:ascii="Arial" w:hAnsi="Arial" w:cs="Arial"/>
+          <w:b/>
+          <w:bCs/>
+          <w:sz w:val="28"/>
+          <w:szCs w:val="28"/>
+        </w:rPr>
+        <w:t xml:space="preserve"/>
+      </w:r>
+      <w:proofErr w:type="spellStart"/>
+      <w:r>
+        <w:rPr>
+          <w:rFonts w:ascii="Arial" w:hAnsi="Arial" w:cs="Arial"/>
+          <w:b/>
+          <w:bCs/>
+          <w:sz w:val="28"/>
+          <w:szCs w:val="28"/>
+        </w:rPr>
+        <w:t xml:space="preserve"/>
+      </w:r>
+      <w:proofErr w:type="spellEnd"/>
+      <w:r>
+        <w:rPr>
+          <w:rFonts w:ascii="Arial" w:hAnsi="Arial" w:cs="Arial"/>
+          <w:b/>
+          <w:bCs/>
+          <w:sz w:val="28"/>
+          <w:szCs w:val="28"/>
+        </w:rPr>
+        <w:t xml:space="preserve"/>
+      </w:r>
+      <w:proofErr w:type="spellStart"/>
+      <w:r>
+        <w:rPr>
+          <w:rFonts w:ascii="Arial" w:hAnsi="Arial" w:cs="Arial"/>
+          <w:b/>
+          <w:bCs/>
+          <w:sz w:val="28"/>
+          <w:szCs w:val="28"/>
+        </w:rPr>
+        <w:t xml:space="preserve"/>
+      </w:r>
+      <w:proofErr w:type="spellEnd"/>
+      <w:r>
+        <w:rPr>
+          <w:rFonts w:ascii="Arial" w:hAnsi="Arial" w:cs="Arial"/>
+          <w:b/>
+          <w:bCs/>
+          <w:sz w:val="28"/>
+          <w:szCs w:val="28"/>
+        </w:rPr>
+        <w:t xml:space="preserve"/>
+      </w:r>
+      <w:r>
+        <w:rPr>
+          <w:rFonts w:ascii="Arial" w:hAnsi="Arial" w:cs="Arial"/>
+          <w:b/>
+          <w:bCs/>
+          <w:sz w:val="28"/>
+          <w:szCs w:val="28"/>
+        </w:rPr>
+        <w:t xml:space="preserve"> </w:t>
+      </w:r>
+      <w:r>
+        <w:rPr>
+          <w:rFonts w:ascii="Arial" w:hAnsi="Arial" w:cs="Arial"/>
+          <w:b/>
+          <w:bCs/>
+          <w:sz w:val="28"/>
+          <w:szCs w:val="28"/>
+        </w:rPr>
+        <w:t xml:space="preserve">2</w:t>
+      </w:r>
+      <w:r>
+        <w:rPr>
+          <w:rFonts w:ascii="Arial" w:hAnsi="Arial" w:cs="Arial"/>
+          <w:b/>
+          <w:bCs/>
+          <w:sz w:val="28"/>
+          <w:szCs w:val="28"/>
+        </w:rPr>
+        <w:t xml:space="preserve"/>
+      </w:r>
+      <w:r>
+        <w:rPr>
+          <w:rFonts w:ascii="Arial" w:hAnsi="Arial" w:cs="Arial"/>
+          <w:b/>
+          <w:bCs/>
+          <w:sz w:val="28"/>
+          <w:szCs w:val="28"/>
+        </w:rPr>
+        <w:t xml:space="preserve"/>
+      </w:r>
+      <w:r>
+        <w:rPr>
+          <w:rFonts w:ascii="Arial" w:hAnsi="Arial" w:cs="Arial"/>
+          <w:b/>
+          <w:bCs/>
+          <w:sz w:val="28"/>
+          <w:szCs w:val="28"/>
+        </w:rPr>
+        <w:t xml:space="preserve">)</w:t>
+      </w:r>
+      <w:r>
+        <w:rPr>
+          <w:rFonts w:ascii="Arial" w:hAnsi="Arial" w:cs="Arial"/>
+          <w:b/>
+          <w:bCs/>
+          <w:sz w:val="28"/>
+          <w:szCs w:val="28"/>
+        </w:rPr>
+        <w:t xml:space="preserve">: </w:t>
+      </w:r>
+      <w:r>
+        <w:rPr>
+          <w:rFonts w:ascii="Arial" w:hAnsi="Arial" w:cs="Arial"/>
+          <w:b/>
+          <w:bCs/>
+          <w:sz w:val="28"/>
+          <w:szCs w:val="28"/>
+        </w:rPr>
+        <w:t xml:space="preserve">EF456GH</w:t>
+      </w:r>
+      <w:r>
+        <w:rPr>
+          <w:rFonts w:ascii="Arial" w:hAnsi="Arial" w:cs="Arial"/>
+          <w:b/>
+          <w:bCs/>
+          <w:sz w:val="28"/>
+          <w:szCs w:val="28"/>
+        </w:rPr>
+        <w:t xml:space="preserve"/>
+      </w:r>
+      <w:proofErr w:type="spellStart"/>
+      <w:r>
+        <w:rPr>
+          <w:rFonts w:ascii="Arial" w:hAnsi="Arial" w:cs="Arial"/>
+          <w:b/>
+          <w:bCs/>
+          <w:sz w:val="28"/>
+          <w:szCs w:val="28"/>
+        </w:rPr>
+        <w:t xml:space="preserve"/>
+      </w:r>
+      <w:proofErr w:type="spellEnd"/>
+      <w:r>
+        <w:rPr>
+          <w:rFonts w:ascii="Arial" w:hAnsi="Arial" w:cs="Arial"/>
+          <w:b/>
+          <w:bCs/>
+          <w:sz w:val="28"/>
+          <w:szCs w:val="28"/>
+        </w:rPr>
+        <w:t xml:space="preserve"/>
+      </w:r>
+      <w:r>
+        <w:rPr>
+          <w:rFonts w:ascii="Arial" w:hAnsi="Arial" w:cs="Arial"/>
+          <w:b/>
+          <w:bCs/>
+          <w:sz w:val="28"/>
+          <w:szCs w:val="28"/>
+        </w:rPr>
+        <w:t xml:space="preserve"> </w:t>
+      </w:r>
+      <w:r>
+        <w:rPr>
+          <w:rFonts w:ascii="Arial" w:hAnsi="Arial" w:cs="Arial"/>
+          <w:b/>
+          <w:bCs/>
+          <w:sz w:val="28"/>
+          <w:szCs w:val="28"/>
+        </w:rPr>
+        <w:br/>
+      </w:r>
+      <w:r>
+        <w:rPr>
+          <w:rFonts w:ascii="Arial" w:hAnsi="Arial" w:cs="Arial"/>
+          <w:b/>
+          <w:bCs/>
+          <w:sz w:val="28"/>
+          <w:szCs w:val="28"/>
+        </w:rPr>
+        <w:t xml:space="preserve"/>
+      </w:r>
+      <w:r>
+        <w:rPr>
+          <w:rFonts w:ascii="Arial" w:hAnsi="Arial" w:cs="Arial"/>
+          <w:b/>
+          <w:bCs/>
+          <w:sz w:val="28"/>
+          <w:szCs w:val="28"/>
+        </w:rPr>
+        <w:t xml:space="preserve"/>
+      </w:r>
+      <w:proofErr w:type="spellStart"/>
+      <w:r>
+        <w:rPr>
+          <w:rFonts w:ascii="Arial" w:hAnsi="Arial" w:cs="Arial"/>
+          <w:b/>
+          <w:bCs/>
+          <w:sz w:val="28"/>
+          <w:szCs w:val="28"/>
+        </w:rPr>
+        <w:t xml:space="preserve"/>
+      </w:r>
+      <w:proofErr w:type="spellEnd"/>
+      <w:r>
+        <w:rPr>
+          <w:rFonts w:ascii="Arial" w:hAnsi="Arial" w:cs="Arial"/>
+          <w:b/>
+          <w:bCs/>
+          <w:sz w:val="28"/>
+          <w:szCs w:val="28"/>
+        </w:rPr>
+        <w:t xml:space="preserve"/>
+      </w:r>
+      <w:r>
+        <w:rPr>
+          <w:rFonts w:ascii="Arial" w:hAnsi="Arial" w:cs="Arial"/>
+          <w:b/>
+          <w:bCs/>
+          <w:sz w:val="28"/>
+          <w:szCs w:val="28"/>
+        </w:rPr>
+        <w:t xml:space="preserve"> </w:t>
+      </w:r>
+      <w:r>
+        <w:rPr>
+          <w:rFonts w:ascii="Arial" w:hAnsi="Arial" w:cs="Arial"/>
+          <w:b/>
+          <w:bCs/>
+          <w:sz w:val="28"/>
+          <w:szCs w:val="28"/>
         </w:rPr>
         <w:t xml:space="preserve">Data di scadenza: </w:t>
-        <w:t xml:space="preserve">31/12/2026</w:t>
+      </w:r>
+      <w:r>
+        <w:rPr>
+          <w:rFonts w:ascii="Arial" w:hAnsi="Arial" w:cs="Arial"/>
+          <w:b/>
+          <w:bCs/>
+          <w:sz w:val="28"/>
+          <w:szCs w:val="28"/>
+        </w:rPr>
+        <w:t xml:space="preserve"/>
+        <w:t xml:space="preserve">u</w:t>
+      </w:r>
+      <w:r>
+        <w:rPr>
+          <w:rFonts w:ascii="Arial" w:hAnsi="Arial" w:cs="Arial"/>
+          <w:b/>
+          <w:bCs/>
+          <w:sz w:val="28"/>
+          <w:szCs w:val="28"/>
+        </w:rPr>
+        <w:t xml:space="preserve"/>
+      </w:r>
+      <w:r>
+        <w:rPr>
+          <w:rFonts w:ascii="Arial" w:hAnsi="Arial" w:cs="Arial"/>
+          <w:b/>
+          <w:bCs/>
+          <w:sz w:val="28"/>
+          <w:szCs w:val="28"/>
+        </w:rPr>
+        <w:t xml:space="preserve"/>
       </w:r>
     </w:p>
     <w:p>
@@ -202,7 +885,7 @@
         <w:drawing>
           <wp:inline distT="0" distB="0" distL="0" distR="0">
             <wp:extent cx="2160000" cy="2160000"/>
-            <wp:docPr id="1889673914" name="Picture 1889673914" descr=""/>
+            <wp:docPr id="1202773276" name="Picture 1202773276" descr=""/>
             <wp:cNvGraphicFramePr>
               <a:graphicFrameLocks xmlns:a="http://schemas.openxmlformats.org/drawingml/2006/main" noChangeAspect="1"/>
             </wp:cNvGraphicFramePr>
@@ -210,13 +893,13 @@
               <a:graphicData uri="http://schemas.openxmlformats.org/drawingml/2006/picture">
                 <pic:pic xmlns:pic="http://schemas.openxmlformats.org/drawingml/2006/picture">
                   <pic:nvPicPr>
-                    <pic:cNvPr id="0" name="Picture 1889673914" descr=""/>
+                    <pic:cNvPr id="0" name="Picture 1202773276" descr=""/>
                     <pic:cNvPicPr>
                       <a:picLocks noChangeAspect="1" noChangeArrowheads="1"/>
                     </pic:cNvPicPr>
                   </pic:nvPicPr>
                   <pic:blipFill>
-                    <a:blip r:embed="img1889673914" cstate="print">
+                    <a:blip r:embed="img1202773276" cstate="print">
                       <a:extLst>
                         <a:ext uri="{28A0092B-C50C-407E-A947-70E740481C1C}">
                           <a14:useLocalDpi xmlns:a14="http://schemas.microsoft.com/office/drawing/2010/main" val="0"/>
@@ -278,6 +961,14 @@
     </w:p>
     <w:p>
       <w:pPr>
+        <w:jc w:val="right"/>
+        <w:rPr>
+          <w:rFonts w:ascii="Arial" w:hAnsi="Arial" w:cs="Arial"/>
+        </w:rPr>
+      </w:pPr>
+    </w:p>
+    <w:p>
+      <w:pPr>
         <w:rPr>
           <w:rFonts w:ascii="Arial" w:hAnsi="Arial" w:cs="Arial"/>
         </w:rPr>
@@ -340,14 +1031,26 @@
         <w:rPr>
           <w:rFonts w:ascii="Arial" w:hAnsi="Arial" w:cs="Arial"/>
         </w:rPr>
-        <w:t xml:space="preserve">152/2026</w:t>
+        <w:t xml:space="preserve">q</w:t>
+      </w:r>
+      <w:r>
+        <w:rPr>
+          <w:rFonts w:ascii="Arial" w:hAnsi="Arial" w:cs="Arial"/>
+        </w:rPr>
+        <w:t xml:space="preserve"/>
+      </w:r>
+      <w:r>
+        <w:rPr>
+          <w:rFonts w:ascii="Arial" w:hAnsi="Arial" w:cs="Arial"/>
+        </w:rPr>
+        <w:t xml:space="preserve"/>
       </w:r>
       <w:r>
         <w:rPr>
           <w:rFonts w:ascii="Arial" w:hAnsi="Arial" w:cs="Arial"/>
         </w:rPr>
         <w:t xml:space="preserve"> è stato rilasciato a </w:t>
-        <w:t xml:space="preserve">Mario</w:t>
+        <w:t xml:space="preserve">p</w:t>
         <w:t xml:space="preserve"/>
       </w:r>
       <w:r>
@@ -361,7 +1064,19 @@
           <w:rFonts w:ascii="Arial" w:hAnsi="Arial" w:cs="Arial"/>
         </w:rPr>
         <w:t xml:space="preserve"> </w:t>
-        <w:t xml:space="preserve">Rossi</w:t>
+        <w:t xml:space="preserve">a</w:t>
+      </w:r>
+      <w:r>
+        <w:rPr>
+          <w:rFonts w:ascii="Arial" w:hAnsi="Arial" w:cs="Arial"/>
+        </w:rPr>
+        <w:t xml:space="preserve"/>
+      </w:r>
+      <w:r>
+        <w:rPr>
+          <w:rFonts w:ascii="Arial" w:hAnsi="Arial" w:cs="Arial"/>
+        </w:rPr>
+        <w:t xml:space="preserve"/>
       </w:r>
     </w:p>
     <w:p>
@@ -460,7 +1175,7 @@
           <wp:extent cx="445135" cy="685800"/>
           <wp:effectExtent l="0" t="0" r="0" b="0"/>
           <wp:wrapSquare wrapText="bothSides"/>
-          <wp:docPr id="1889673915" name="Immagine 5" descr="Copia di logo"/>
+          <wp:docPr id="1202773277" name="Immagine 5" descr="Copia di logo"/>
           <wp:cNvGraphicFramePr>
             <a:graphicFrameLocks xmlns:a="http://schemas.openxmlformats.org/drawingml/2006/main" noChangeAspect="1"/>
           </wp:cNvGraphicFramePr>
@@ -517,7 +1232,7 @@
           <wp:extent cx="1083310" cy="708025"/>
           <wp:effectExtent l="0" t="0" r="0" b="0"/>
           <wp:wrapNone/>
-          <wp:docPr id="1889673916" name="Immagine 6" descr="ISO14001_ita_col"/>
+          <wp:docPr id="1202773278" name="Immagine 6" descr="ISO14001_ita_col"/>
           <wp:cNvGraphicFramePr>
             <a:graphicFrameLocks xmlns:a="http://schemas.openxmlformats.org/drawingml/2006/main" noChangeAspect="1"/>
           </wp:cNvGraphicFramePr>
@@ -1578,6 +2293,36 @@
     <w:uiPriority w:val="99"/>
     <w:rsid w:val="00B81385"/>
   </w:style>
+  <w:style w:type="paragraph" w:styleId="PreformattatoHTML">
+    <w:name w:val="HTML Preformatted"/>
+    <w:basedOn w:val="Normale"/>
+    <w:link w:val="PreformattatoHTMLCarattere"/>
+    <w:uiPriority w:val="99"/>
+    <w:semiHidden/>
+    <w:unhideWhenUsed/>
+    <w:rsid w:val="00D06D50"/>
+    <w:pPr>
+      <w:spacing w:after="0" w:line="240" w:lineRule="auto"/>
+    </w:pPr>
+    <w:rPr>
+      <w:rFonts w:ascii="Consolas" w:hAnsi="Consolas"/>
+      <w:sz w:val="20"/>
+      <w:szCs w:val="20"/>
+    </w:rPr>
+  </w:style>
+  <w:style w:type="character" w:customStyle="1" w:styleId="PreformattatoHTMLCarattere">
+    <w:name w:val="Preformattato HTML Carattere"/>
+    <w:basedOn w:val="Carpredefinitoparagrafo"/>
+    <w:link w:val="PreformattatoHTML"/>
+    <w:uiPriority w:val="99"/>
+    <w:semiHidden/>
+    <w:rsid w:val="00D06D50"/>
+    <w:rPr>
+      <w:rFonts w:ascii="Consolas" w:hAnsi="Consolas"/>
+      <w:sz w:val="20"/>
+      <w:szCs w:val="20"/>
+    </w:rPr>
+  </w:style>
 </w:styles>
 </file>
 

--- a/to-backend/docx_examples/template_full_report.docx
+++ b/to-backend/docx_examples/template_full_report.docx
@@ -1007,77 +1007,6 @@
           <w:rFonts w:ascii="Arial" w:hAnsi="Arial" w:cs="Arial"/>
         </w:rPr>
       </w:pPr>
-    </w:p>
-    <w:p>
-      <w:pPr>
-        <w:rPr>
-          <w:rFonts w:ascii="Arial" w:hAnsi="Arial" w:cs="Arial"/>
-        </w:rPr>
-      </w:pPr>
-    </w:p>
-    <w:p>
-      <w:pPr>
-        <w:rPr>
-          <w:rFonts w:ascii="Arial" w:hAnsi="Arial" w:cs="Arial"/>
-        </w:rPr>
-      </w:pPr>
-      <w:r>
-        <w:rPr>
-          <w:rFonts w:ascii="Arial" w:hAnsi="Arial" w:cs="Arial"/>
-        </w:rPr>
-        <w:t xml:space="preserve">Il presente tagliando </w:t>
-      </w:r>
-      <w:r>
-        <w:rPr>
-          <w:rFonts w:ascii="Arial" w:hAnsi="Arial" w:cs="Arial"/>
-        </w:rPr>
-        <w:t xml:space="preserve">q</w:t>
-      </w:r>
-      <w:r>
-        <w:rPr>
-          <w:rFonts w:ascii="Arial" w:hAnsi="Arial" w:cs="Arial"/>
-        </w:rPr>
-        <w:t xml:space="preserve"/>
-      </w:r>
-      <w:r>
-        <w:rPr>
-          <w:rFonts w:ascii="Arial" w:hAnsi="Arial" w:cs="Arial"/>
-        </w:rPr>
-        <w:t xml:space="preserve"/>
-      </w:r>
-      <w:r>
-        <w:rPr>
-          <w:rFonts w:ascii="Arial" w:hAnsi="Arial" w:cs="Arial"/>
-        </w:rPr>
-        <w:t xml:space="preserve"> è stato rilasciato a </w:t>
-        <w:t xml:space="preserve">p</w:t>
-        <w:t xml:space="preserve"/>
-      </w:r>
-      <w:r>
-        <w:rPr>
-          <w:rFonts w:ascii="Arial" w:hAnsi="Arial" w:cs="Arial"/>
-        </w:rPr>
-        <w:t xml:space="preserve"/>
-      </w:r>
-      <w:r>
-        <w:rPr>
-          <w:rFonts w:ascii="Arial" w:hAnsi="Arial" w:cs="Arial"/>
-        </w:rPr>
-        <w:t xml:space="preserve"> </w:t>
-        <w:t xml:space="preserve">a</w:t>
-      </w:r>
-      <w:r>
-        <w:rPr>
-          <w:rFonts w:ascii="Arial" w:hAnsi="Arial" w:cs="Arial"/>
-        </w:rPr>
-        <w:t xml:space="preserve"/>
-      </w:r>
-      <w:r>
-        <w:rPr>
-          <w:rFonts w:ascii="Arial" w:hAnsi="Arial" w:cs="Arial"/>
-        </w:rPr>
-        <w:t xml:space="preserve"/>
-      </w:r>
     </w:p>
     <w:p>
       <w:pPr>
